--- a/papers/marco_teorico_v30_EN.docx
+++ b/papers/marco_teorico_v30_EN.docx
@@ -6019,12 +6019,18 @@
         <w:t>SSRN (abstract 6418778):</w:t>
       </w:r>
       <w:r>
-        <w:t xml:space="preserve"> PUBLISHED — active preprint. v28 figures; update to</w:t>
-      </w:r>
-    </w:p>
-    <w:p>
-      <w:r>
-        <w:t xml:space="preserve">  v30.</w:t>
+        <w:t xml:space="preserve"> PUBLISHED — active preprint, </w:t>
+      </w:r>
+      <w:r>
+        <w:rPr>
+          <w:b/>
+        </w:rPr>
+        <w:t>updated to v30</w:t>
+      </w:r>
+    </w:p>
+    <w:p>
+      <w:r>
+        <w:t xml:space="preserve">  (721-case real corpus).</w:t>
       </w:r>
     </w:p>
     <w:p>
@@ -6038,7 +6044,18 @@
         <w:t>Zenodo (DOI 10.5281/zenodo.19446521):</w:t>
       </w:r>
       <w:r>
-        <w:t xml:space="preserve"> PUBLISHED — v2.5.0.</w:t>
+        <w:t xml:space="preserve"> PUBLISHED — </w:t>
+      </w:r>
+      <w:r>
+        <w:rPr>
+          <w:b/>
+        </w:rPr>
+        <w:t>updated to v30</w:t>
+      </w:r>
+    </w:p>
+    <w:p>
+      <w:r>
+        <w:t xml:space="preserve">  (721-case real corpus).</w:t>
       </w:r>
     </w:p>
     <w:p>

--- a/papers/marco_teorico_v30_EN.docx
+++ b/papers/marco_teorico_v30_EN.docx
@@ -6019,18 +6019,31 @@
         <w:t>SSRN (abstract 6418778):</w:t>
       </w:r>
       <w:r>
-        <w:t xml:space="preserve"> PUBLISHED — active preprint, </w:t>
+        <w:t xml:space="preserve"> PUBLISHED — live paper is still v2.3.1 (502-case);</w:t>
+      </w:r>
+    </w:p>
+    <w:p>
+      <w:r>
+        <w:t xml:space="preserve">  </w:t>
       </w:r>
       <w:r>
         <w:rPr>
           <w:b/>
         </w:rPr>
-        <w:t>updated to v30</w:t>
-      </w:r>
-    </w:p>
-    <w:p>
-      <w:r>
-        <w:t xml:space="preserve">  (721-case real corpus).</w:t>
+        <w:t>v30 revision prepared</w:t>
+      </w:r>
+      <w:r>
+        <w:t xml:space="preserve"> (</w:t>
+      </w:r>
+      <w:r>
+        <w:rPr>
+          <w:rFonts w:ascii="Consolas" w:hAnsi="Consolas"/>
+          <w:sz w:val="18"/>
+        </w:rPr>
+        <w:t>papers/snt_ssrn_v30_EN</w:t>
+      </w:r>
+      <w:r>
+        <w:t>), pending re-submission.</w:t>
       </w:r>
     </w:p>
     <w:p>
@@ -6074,7 +6087,7 @@
     </w:p>
     <w:p>
       <w:r>
-        <w:t xml:space="preserve">  2026. Figures updated to v29 (721 cases). Editor: Haroldo V. Ribeiro;</w:t>
+        <w:t xml:space="preserve">  2026. Figures updated to v30 (721 cases). Editor: Haroldo V. Ribeiro;</w:t>
       </w:r>
     </w:p>
     <w:p>

--- a/papers/marco_teorico_v30_EN.docx
+++ b/papers/marco_teorico_v30_EN.docx
@@ -6019,21 +6019,21 @@
         <w:t>SSRN (abstract 6418778):</w:t>
       </w:r>
       <w:r>
-        <w:t xml:space="preserve"> PUBLISHED — live paper is still v2.3.1 (502-case);</w:t>
+        <w:t xml:space="preserve"> </w:t>
+      </w:r>
+      <w:r>
+        <w:rPr>
+          <w:b/>
+        </w:rPr>
+        <w:t>v30 REVISION SUBMITTED</w:t>
+      </w:r>
+      <w:r>
+        <w:t xml:space="preserve"> (28 Jun 2026,</w:t>
       </w:r>
     </w:p>
     <w:p>
       <w:r>
         <w:t xml:space="preserve">  </w:t>
-      </w:r>
-      <w:r>
-        <w:rPr>
-          <w:b/>
-        </w:rPr>
-        <w:t>v30 revision prepared</w:t>
-      </w:r>
-      <w:r>
-        <w:t xml:space="preserve"> (</w:t>
       </w:r>
       <w:r>
         <w:rPr>
@@ -6043,7 +6043,7 @@
         <w:t>papers/snt_ssrn_v30_EN</w:t>
       </w:r>
       <w:r>
-        <w:t>), pending re-submission.</w:t>
+        <w:t>); supersedes v2.3.1/502; under SSRN review.</w:t>
       </w:r>
     </w:p>
     <w:p>
